--- a/CÔNG TY TNHH VENUS MANUFACTURING/ThayDoiThanhVien/VenusManufacturing_UyQuyen.docx
+++ b/CÔNG TY TNHH VENUS MANUFACTURING/ThayDoiThanhVien/VenusManufacturing_UyQuyen.docx
@@ -80,7 +80,43 @@
           <w:sz w:val="24"/>
           <w:szCs w:val="24"/>
         </w:rPr>
-        <w:t>Thành phố Hồ Chí Minh ngày 04 tháng 02 năm 2026</w:t>
+        <w:t xml:space="preserve">Thành phố Hồ Chí Minh ngày </w:t>
+      </w:r>
+      <w:r>
+        <w:rPr>
+          <w:rFonts w:ascii="Times New Roman" w:hAnsi="Times New Roman" w:cs="Times New Roman"/>
+          <w:color w:val="000000" w:themeColor="text1"/>
+          <w:sz w:val="24"/>
+          <w:szCs w:val="24"/>
+        </w:rPr>
+        <w:t>18</w:t>
+      </w:r>
+      <w:r>
+        <w:rPr>
+          <w:rFonts w:ascii="Times New Roman" w:hAnsi="Times New Roman" w:cs="Times New Roman"/>
+          <w:color w:val="000000" w:themeColor="text1"/>
+          <w:sz w:val="24"/>
+          <w:szCs w:val="24"/>
+        </w:rPr>
+        <w:t xml:space="preserve"> tháng 0</w:t>
+      </w:r>
+      <w:r>
+        <w:rPr>
+          <w:rFonts w:ascii="Times New Roman" w:hAnsi="Times New Roman" w:cs="Times New Roman"/>
+          <w:color w:val="000000" w:themeColor="text1"/>
+          <w:sz w:val="24"/>
+          <w:szCs w:val="24"/>
+        </w:rPr>
+        <w:t>3</w:t>
+      </w:r>
+      <w:r>
+        <w:rPr>
+          <w:rFonts w:ascii="Times New Roman" w:hAnsi="Times New Roman" w:cs="Times New Roman"/>
+          <w:color w:val="000000" w:themeColor="text1"/>
+          <w:sz w:val="24"/>
+          <w:szCs w:val="24"/>
+        </w:rPr>
+        <w:t xml:space="preserve"> năm 2026</w:t>
       </w:r>
     </w:p>
     <w:p>
@@ -172,7 +208,16 @@
           <w:sz w:val="24"/>
           <w:szCs w:val="24"/>
         </w:rPr>
-        <w:t xml:space="preserve"> Tên Đơn Vị:  CÔNG TY TNHH CÔNG NGHỆ KIM LOẠI CHÂU Á</w:t>
+        <w:t xml:space="preserve"> Tên Đơn Vị:  </w:t>
+      </w:r>
+      <w:r>
+        <w:rPr>
+          <w:rFonts w:ascii="Times New Roman" w:hAnsi="Times New Roman" w:cs="Times New Roman"/>
+          <w:color w:val="000000"/>
+          <w:sz w:val="24"/>
+          <w:szCs w:val="24"/>
+        </w:rPr>
+        <w:t>CÔNG TY TNHH VENUS MANUFACTURING</w:t>
       </w:r>
     </w:p>
     <w:p>
@@ -197,7 +242,16 @@
           <w:sz w:val="24"/>
           <w:szCs w:val="24"/>
         </w:rPr>
-        <w:t>Mã số thuế: 3702570782</w:t>
+        <w:t xml:space="preserve">Mã số thuế: </w:t>
+      </w:r>
+      <w:r>
+        <w:rPr>
+          <w:rFonts w:ascii="Times New Roman" w:hAnsi="Times New Roman" w:cs="Times New Roman"/>
+          <w:color w:val="000000"/>
+          <w:sz w:val="24"/>
+          <w:szCs w:val="24"/>
+        </w:rPr>
+        <w:t>3703335492</w:t>
       </w:r>
     </w:p>
     <w:p>
@@ -246,13 +300,21 @@
       </w:r>
       <w:r>
         <w:rPr>
+          <w:rFonts w:ascii="Times New Roman" w:eastAsia="Times New Roman" w:hAnsi="Times New Roman" w:cs="Times New Roman"/>
+          <w:sz w:val="24"/>
+          <w:szCs w:val="24"/>
+        </w:rPr>
+        <w:t>NGUYỄN VĂN TÍNH</w:t>
+      </w:r>
+      <w:r>
+        <w:rPr>
           <w:rFonts w:ascii="Times New Roman" w:hAnsi="Times New Roman" w:cs="Times New Roman"/>
           <w:color w:val="000000"/>
           <w:sz w:val="24"/>
           <w:szCs w:val="24"/>
           <w:lang w:eastAsia="zh-CN"/>
         </w:rPr>
-        <w:t>NGUYỄN CHÍ THIỆN</w:t>
+        <w:t xml:space="preserve">, </w:t>
       </w:r>
       <w:r>
         <w:rPr>
@@ -262,7 +324,7 @@
           <w:szCs w:val="24"/>
           <w:lang w:eastAsia="zh-CN"/>
         </w:rPr>
-        <w:t xml:space="preserve">, </w:t>
+        <w:t>Đại diện pháp luật</w:t>
       </w:r>
       <w:r>
         <w:rPr>
@@ -272,7 +334,7 @@
           <w:szCs w:val="24"/>
           <w:lang w:eastAsia="zh-CN"/>
         </w:rPr>
-        <w:t>Chủ tịch HĐTV</w:t>
+        <w:t xml:space="preserve"> </w:t>
       </w:r>
       <w:r>
         <w:rPr>
@@ -282,7 +344,7 @@
           <w:szCs w:val="24"/>
           <w:lang w:eastAsia="zh-CN"/>
         </w:rPr>
-        <w:t xml:space="preserve"> CÔNG TY TNHH CÔNG NGHỆ KIM LOẠI CHÂU Á</w:t>
+        <w:t>CÔNG TY TNHH VENUS MANUFACTURING</w:t>
       </w:r>
     </w:p>
     <w:p>
@@ -311,13 +373,11 @@
       </w:r>
       <w:r>
         <w:rPr>
-          <w:rFonts w:ascii="Times New Roman" w:hAnsi="Times New Roman" w:cs="Times New Roman"/>
-          <w:color w:val="000000"/>
-          <w:sz w:val="24"/>
-          <w:szCs w:val="24"/>
-          <w:lang w:eastAsia="zh-CN"/>
-        </w:rPr>
-        <w:t>Thôn An Thành Đông, xã Trung Thành, tỉnh Vĩnh Long</w:t>
+          <w:rFonts w:ascii="Times New Roman" w:eastAsia="Times New Roman" w:hAnsi="Times New Roman" w:cs="Times New Roman"/>
+          <w:sz w:val="24"/>
+          <w:szCs w:val="24"/>
+        </w:rPr>
+        <w:t>Số 350/21/60 Khu Phố 26, Phường An Phú Đông, Thành phố Hồ Chí Minh, Việt Nam</w:t>
       </w:r>
       <w:r>
         <w:rPr>
@@ -352,7 +412,17 @@
           <w:szCs w:val="24"/>
           <w:lang w:eastAsia="zh-CN"/>
         </w:rPr>
-        <w:t>Điện thoại: 0274 7303689</w:t>
+        <w:t xml:space="preserve">Điện thoại: </w:t>
+      </w:r>
+      <w:r>
+        <w:rPr>
+          <w:rFonts w:ascii="Times New Roman" w:hAnsi="Times New Roman" w:cs="Times New Roman"/>
+          <w:color w:val="000000"/>
+          <w:sz w:val="24"/>
+          <w:szCs w:val="24"/>
+          <w:lang w:eastAsia="zh-CN"/>
+        </w:rPr>
+        <w:t>0981007167</w:t>
       </w:r>
     </w:p>
     <w:p>
@@ -378,7 +448,6 @@
         </w:rPr>
         <w:t xml:space="preserve">Email: </w:t>
       </w:r>
-      <w:bookmarkStart w:id="0" w:name="_GoBack"/>
       <w:r>
         <w:rPr>
           <w:rFonts w:ascii="Times New Roman" w:hAnsi="Times New Roman" w:cs="Times New Roman"/>
@@ -387,39 +456,8 @@
           <w:szCs w:val="24"/>
           <w:lang w:eastAsia="zh-CN"/>
         </w:rPr>
-        <w:t>congtycongnghe</w:t>
-      </w:r>
-      <w:r>
-        <w:rPr>
-          <w:rFonts w:ascii="Times New Roman" w:hAnsi="Times New Roman" w:cs="Times New Roman"/>
-          <w:color w:val="000000"/>
-          <w:sz w:val="24"/>
-          <w:szCs w:val="24"/>
-          <w:lang w:eastAsia="zh-CN"/>
-        </w:rPr>
-        <w:t>chau</w:t>
-      </w:r>
-      <w:r>
-        <w:rPr>
-          <w:rFonts w:ascii="Times New Roman" w:hAnsi="Times New Roman" w:cs="Times New Roman"/>
-          <w:color w:val="000000"/>
-          <w:sz w:val="24"/>
-          <w:szCs w:val="24"/>
-          <w:lang w:eastAsia="zh-CN"/>
-        </w:rPr>
-        <w:t>a</w:t>
-      </w:r>
-      <w:r>
-        <w:rPr>
-          <w:rFonts w:ascii="Times New Roman" w:hAnsi="Times New Roman" w:cs="Times New Roman"/>
-          <w:color w:val="000000"/>
-          <w:sz w:val="24"/>
-          <w:szCs w:val="24"/>
-          <w:lang w:eastAsia="zh-CN"/>
-        </w:rPr>
-        <w:t>@gmail.com</w:t>
-      </w:r>
-      <w:bookmarkEnd w:id="0"/>
+        <w:t>congtyvenusmanufacturing@gmail.com</w:t>
+      </w:r>
     </w:p>
     <w:p>
       <w:pPr>
@@ -918,7 +956,45 @@
           <w:szCs w:val="24"/>
           <w:lang w:val="vi-VN"/>
         </w:rPr>
-        <w:t xml:space="preserve">Giấy Ủy quyền này có hiệu lực kể từ ngày 04 tháng 02 năm 2026 cho đến khi công việc được hoàn tất./. </w:t>
+        <w:t xml:space="preserve">Giấy Ủy quyền này có hiệu lực kể từ ngày </w:t>
+      </w:r>
+      <w:r>
+        <w:rPr>
+          <w:rFonts w:ascii="Times New Roman" w:hAnsi="Times New Roman" w:cs="Times New Roman"/>
+          <w:color w:val="000000" w:themeColor="text1"/>
+          <w:sz w:val="24"/>
+          <w:szCs w:val="24"/>
+        </w:rPr>
+        <w:t>18</w:t>
+      </w:r>
+      <w:r>
+        <w:rPr>
+          <w:rFonts w:ascii="Times New Roman" w:hAnsi="Times New Roman" w:cs="Times New Roman"/>
+          <w:color w:val="000000" w:themeColor="text1"/>
+          <w:sz w:val="24"/>
+          <w:szCs w:val="24"/>
+          <w:lang w:val="vi-VN"/>
+        </w:rPr>
+        <w:t xml:space="preserve"> tháng 0</w:t>
+      </w:r>
+      <w:r>
+        <w:rPr>
+          <w:rFonts w:ascii="Times New Roman" w:hAnsi="Times New Roman" w:cs="Times New Roman"/>
+          <w:color w:val="000000" w:themeColor="text1"/>
+          <w:sz w:val="24"/>
+          <w:szCs w:val="24"/>
+        </w:rPr>
+        <w:t>3</w:t>
+      </w:r>
+      <w:r>
+        <w:rPr>
+          <w:rFonts w:ascii="Times New Roman" w:hAnsi="Times New Roman" w:cs="Times New Roman"/>
+          <w:color w:val="000000" w:themeColor="text1"/>
+          <w:sz w:val="24"/>
+          <w:szCs w:val="24"/>
+          <w:lang w:val="vi-VN"/>
+        </w:rPr>
+        <w:t xml:space="preserve"> năm 2026 cho đến khi công việc được hoàn tất./. </w:t>
       </w:r>
     </w:p>
     <w:p>
@@ -1007,14 +1083,13 @@
       <w:r>
         <w:rPr>
           <w:rFonts w:ascii="Times New Roman" w:eastAsia="Times New Roman" w:hAnsi="Times New Roman" w:cs="Times New Roman"/>
-          <w:b/>
-          <w:color w:val="000000" w:themeColor="text1"/>
-          <w:sz w:val="24"/>
-          <w:szCs w:val="24"/>
-          <w:lang w:val="vi-VN" w:eastAsia="zh-CN"/>
-        </w:rPr>
-        <w:t>NGUYỄN CHÍ THIỆN</w:t>
-      </w:r>
+          <w:sz w:val="24"/>
+          <w:szCs w:val="24"/>
+        </w:rPr>
+        <w:t>NGUYỄN VĂN TÍNH</w:t>
+      </w:r>
+      <w:bookmarkStart w:id="0" w:name="_GoBack"/>
+      <w:bookmarkEnd w:id="0"/>
     </w:p>
     <w:sectPr>
       <w:pgSz w:w="12240" w:h="15840"/>
